--- a/HW03_A2_17903264082490437.docx
+++ b/HW03_A2_17903264082490437.docx
@@ -219,6 +219,7 @@
                 <w:lang w:eastAsia="zh-CN"/>
               </w:rPr>
             </w:pPr>
+            <w:commentRangeStart w:id="1"/>
             <w:r>
               <w:rPr>
                 <w:lang w:eastAsia="zh-CN"/>
@@ -230,6 +231,13 @@
                 <w:lang w:eastAsia="zh-CN"/>
               </w:rPr>
               <w:t>s are the contents stored in a class.</w:t>
+            </w:r>
+            <w:commentRangeEnd w:id="1"/>
+            <w:r>
+              <w:rPr>
+                <w:rStyle w:val="CommentReference"/>
+              </w:rPr>
+              <w:commentReference w:id="1"/>
             </w:r>
           </w:p>
           <w:p>
@@ -2846,8 +2854,16 @@
             <w:tcW w:w="8277" w:type="dxa"/>
           </w:tcPr>
           <w:p>
+            <w:commentRangeStart w:id="2"/>
             <w:r>
               <w:t>To prevent misuse of data members. The data members should be accessed intentionally, not by mistake.</w:t>
+            </w:r>
+            <w:commentRangeEnd w:id="2"/>
+            <w:r>
+              <w:rPr>
+                <w:rStyle w:val="CommentReference"/>
+              </w:rPr>
+              <w:commentReference w:id="2"/>
             </w:r>
           </w:p>
         </w:tc>
@@ -3435,6 +3451,7 @@
             </w:r>
           </w:p>
           <w:p>
+            <w:commentRangeStart w:id="3"/>
             <w:r>
               <w:rPr>
                 <w:rFonts w:ascii="Courier New" w:hAnsi="Courier New"/>
@@ -3471,6 +3488,13 @@
                 <w:sz w:val="19"/>
               </w:rPr>
               <w:t>...........</w:t>
+            </w:r>
+            <w:commentRangeEnd w:id="3"/>
+            <w:r>
+              <w:rPr>
+                <w:rStyle w:val="CommentReference"/>
+              </w:rPr>
+              <w:commentReference w:id="3"/>
             </w:r>
           </w:p>
           <w:p>
@@ -4474,6 +4498,7 @@
             </w:r>
           </w:p>
           <w:p>
+            <w:commentRangeStart w:id="4"/>
             <w:r>
               <w:rPr>
                 <w:rFonts w:ascii="Courier New" w:hAnsi="Courier New"/>
@@ -4512,6 +4537,13 @@
                 <w:sz w:val="19"/>
               </w:rPr>
               <w:t>...........</w:t>
+            </w:r>
+            <w:commentRangeEnd w:id="4"/>
+            <w:r>
+              <w:rPr>
+                <w:rStyle w:val="CommentReference"/>
+              </w:rPr>
+              <w:commentReference w:id="4"/>
             </w:r>
           </w:p>
           <w:p>
@@ -5602,11 +5634,19 @@
             <w:tcW w:w="8277" w:type="dxa"/>
           </w:tcPr>
           <w:p>
+            <w:commentRangeStart w:id="5"/>
             <w:r>
               <w:t>Items can be pushed or popped directly at the start of the linked list</w:t>
             </w:r>
             <w:r>
               <w:t>; does not take more memory than needed.</w:t>
+            </w:r>
+            <w:commentRangeEnd w:id="5"/>
+            <w:r>
+              <w:rPr>
+                <w:rStyle w:val="CommentReference"/>
+              </w:rPr>
+              <w:commentReference w:id="5"/>
             </w:r>
           </w:p>
           <w:p/>
@@ -5634,6 +5674,7 @@
             <w:tcW w:w="8277" w:type="dxa"/>
           </w:tcPr>
           <w:p>
+            <w:commentRangeStart w:id="6"/>
             <w:r>
               <w:t xml:space="preserve">Either enqueue or dequeue requires iterating through the linked list to find the end of the list, depending on whether the front is </w:t>
             </w:r>
@@ -5645,6 +5686,13 @@
             </w:r>
             <w:r>
               <w:t xml:space="preserve"> </w:t>
+            </w:r>
+            <w:commentRangeEnd w:id="6"/>
+            <w:r>
+              <w:rPr>
+                <w:rStyle w:val="CommentReference"/>
+              </w:rPr>
+              <w:commentReference w:id="6"/>
             </w:r>
           </w:p>
         </w:tc>
@@ -5690,6 +5738,53 @@
     </w:sectPr>
   </w:body>
 </w:document>
+</file>
+
+<file path=word/comments.xml><?xml version="1.0" encoding="utf-8"?>
+<w:comments xmlns:w="http://schemas.openxmlformats.org/wordprocessingml/2006/main">
+  <w:comment w:id="1" w:author="Teacher" w:date="2026-10-08T10:00:00Z" w:initials="T">
+    <w:p>
+      <w:r>
+        <w:t xml:space="preserve">5/6 - Your class definition and your encapsulation answer are both correct. The mark lost is for the definition of an object: an object is an instance of a class, created from it and holding its own values in the attributes. 'The contents stored in a class' describes the attributes, not the object itself. (-1)</w:t>
+      </w:r>
+    </w:p>
+  </w:comment>
+  <w:comment w:id="2" w:author="Teacher" w:date="2026-10-08T10:00:00Z" w:initials="T">
+    <w:p>
+      <w:r>
+        <w:t xml:space="preserve">1/3 - 'Prevent misuse' earns one mark - changing the attribute directly would bypass the check. The other two marks are for the mechanism: the value can be validated before it is stored, and in this class SetPrice only accepts a price between 0 and 3000, so an invalid value such as 3200 is rejected. (-2)</w:t>
+      </w:r>
+    </w:p>
+  </w:comment>
+  <w:comment w:id="3" w:author="Teacher" w:date="2026-10-08T10:00:00Z" w:initials="T">
+    <w:p>
+      <w:r>
+        <w:t xml:space="preserve">12/12 - Full marks. Your WHILE condition, position &lt;&gt; index, gives the right behaviour for this list and does not cause a run-time error, so it is accepted. For future pseudocode questions the standard form is index &lt; position - it also stops the loop once index has passed position, which position &lt;&gt; index does not.</w:t>
+      </w:r>
+    </w:p>
+  </w:comment>
+  <w:comment w:id="4" w:author="Teacher" w:date="2026-10-08T10:00:00Z" w:initials="T">
+    <w:p>
+      <w:r>
+        <w:t xml:space="preserve">10/12 - Five of the six lines are correct. The empty-tree case is wrong: when the tree is empty the new node becomes the root, but its index is held in itemAddPointer, not 0. Writing rootPointer = 0 only works for the very first insertion. Use rootPointer &lt;- itemAddPointer. (-2)</w:t>
+      </w:r>
+    </w:p>
+  </w:comment>
+  <w:comment w:id="5" w:author="Teacher" w:date="2026-10-08T10:00:00Z" w:initials="T">
+    <w:p>
+      <w:r>
+        <w:t xml:space="preserve">2/3 - You state that a linked-list stack does not take more memory than needed, which earns the memory mark. The missing mark is for the other half of the advantage: the stack can grow and shrink while the program is running, whereas an array has a fixed capacity and so an array-based stack can become full even when there is free memory elsewhere. (-1)</w:t>
+      </w:r>
+    </w:p>
+  </w:comment>
+  <w:comment w:id="6" w:author="Teacher" w:date="2026-10-08T10:00:00Z" w:initials="T">
+    <w:p>
+      <w:r>
+        <w:t xml:space="preserve">1/3 - You identify a valid disadvantage - the extra iteration needed to reach the end of the list - which earns one mark. The two marks you have missed are the main ones: each node needs an extra pointer field, so more memory is used for every item than in an array. (-2)</w:t>
+      </w:r>
+    </w:p>
+  </w:comment>
+</w:comments>
 </file>
 
 <file path=word/endnotes.xml><?xml version="1.0" encoding="utf-8"?>
